--- a/Personal Statement/Personal_Statement_MSc_Staffordshire.docx
+++ b/Personal Statement/Personal_Statement_MSc_Staffordshire.docx
@@ -19,11 +19,16 @@
     </w:p>
     <w:p>
       <w:r>
-        <w:t>Game design feels less like a pure art and more like a high</w:t>
-      </w:r>
-      <w:r>
-        <w:noBreakHyphen/>
-        <w:t>speed race. Every prototype that falls apart is a data point, and every failed playtest is a chance to tweak the engine. Progress isn’t a sudden spark, it’s a series of measurements, iterations, and brutal honesty about what didn’t work. That mindset is why I’m headed for the MSc Computer Games Design at Staffordshire.</w:t>
+        <w:t xml:space="preserve">Game design feels less like a pure art and more like a </w:t>
+      </w:r>
+      <w:r>
+        <w:t>high</w:t>
+      </w:r>
+      <w:r>
+        <w:t>-speed</w:t>
+      </w:r>
+      <w:r>
+        <w:t xml:space="preserve"> race. Every prototype that falls apart is a data point, and every failed playtest is a chance to tweak the engine. Progress isn’t a sudden spark, it’s a series of measurements, iterations, and brutal honesty about what didn’t work. That mindset is why I’m headed for the MSc Computer Games Design at Staffordshire.</w:t>
       </w:r>
       <w:r>
         <w:br/>
@@ -45,30 +50,14 @@
       </w:r>
       <w:r>
         <w:br/>
-        <w:t xml:space="preserve">My academic foundation is a BSc in Computer Games Design and Programming, also from Staffordshire. I earned a 2:2, and I’ll admit it fell short of what I set out for. During my internship at </w:t>
-      </w:r>
-      <w:proofErr w:type="spellStart"/>
-      <w:r>
-        <w:t>LacBird</w:t>
-      </w:r>
-      <w:proofErr w:type="spellEnd"/>
-      <w:r>
-        <w:t>, I was handed the lead designer role on a narrative project with four people. I underestimated how much the role required both vision and preparation. The scope was out of control, timeline was stretched, and reality hit me hard: leadership without experience fails. Since then, I’ve rebuilt my skill set with deliberate, honest effort.</w:t>
+        <w:t>My academic foundation is a BSc in Computer Games Design and Programming, also from Staffordshire. I earned a 2:2, and I’ll admit it fell short of what I set out for. During my internship at LacBird, I was handed the lead designer role on a narrative project with four people. I underestimated how much the role required both vision and preparation. The scope was out of control, timeline was stretched, and reality hit me hard: leadership without experience fails. Since then, I’ve rebuilt my skill set with deliberate, honest effort.</w:t>
       </w:r>
       <w:r>
         <w:br/>
       </w:r>
       <w:r>
         <w:br/>
-        <w:t xml:space="preserve">At </w:t>
-      </w:r>
-      <w:proofErr w:type="spellStart"/>
-      <w:r>
-        <w:t>VigaFun</w:t>
-      </w:r>
-      <w:proofErr w:type="spellEnd"/>
-      <w:r>
-        <w:t>, playtesting one title showed that players were quitting because of intrusive ad pacing, not mechanics. Rather than elongating levels, I shifted the ad schedule, and retention numbers rose in the next updates. That experience underscored a lesson I’d already learned from earlier failures: the impact of design choices only whispers until you read the player data.</w:t>
+        <w:t>At VigaFun, playtesting one title showed that players were quitting because of intrusive ad pacing, not mechanics. Rather than elongating levels, I shifted the ad schedule, and retention numbers rose in the next updates. That experience underscored a lesson I’d already learned from earlier failures: the impact of design choices only whispers until you read the player data.</w:t>
       </w:r>
       <w:r>
         <w:br/>
@@ -122,7 +111,13 @@
       </w:r>
       <w:proofErr w:type="spellEnd"/>
       <w:r>
-        <w:t>” – failure is the mother of success. I no longer treat it as a cliché. It’s the fuel to my engine, my iteration, my accountability, and my growth. I intend to bring that philosophy into this program, and into my future career.</w:t>
+        <w:t xml:space="preserve">” </w:t>
+      </w:r>
+      <w:r>
+        <w:t>-</w:t>
+      </w:r>
+      <w:r>
+        <w:t xml:space="preserve"> failure is the mother of success. I no longer treat it as a cliché. It’s the fuel to my engine, my iteration, my accountability, and my growth. I intend to bring that philosophy into this program, and into my future career.</w:t>
       </w:r>
     </w:p>
     <w:sectPr>
@@ -717,6 +712,7 @@
   <w:style w:type="character" w:default="1" w:styleId="DefaultParagraphFont">
     <w:name w:val="Default Paragraph Font"/>
     <w:uiPriority w:val="1"/>
+    <w:semiHidden/>
     <w:unhideWhenUsed/>
   </w:style>
   <w:style w:type="table" w:default="1" w:styleId="TableNormal">
